--- a/documents/hca/HCA_1_Cancer_Roadmap.docx
+++ b/documents/hca/HCA_1_Cancer_Roadmap.docx
@@ -43,7 +43,7 @@
           <w:i/>
           <w:sz w:val="18"/>
         </w:rPr>
-        <w:t xml:space="preserve">Standardized document set, 29 October 2026: this is the full-content document for the cancer roadmap. Questions for consensus: HCA_2_Cancer_Roadmap_Questions.docx. Decision discussion for all settings: HCA_7_Decision_Discussion.docx. Web page: https://drliuhao.github.io/mh-liver-pathways/adenoma/</w:t>
+        <w:t xml:space="preserve">Standardized document set, 29 October 2026: this is the full-content document for the cancer roadmap. Questions for consensus: HCA_2_Cancer_Roadmap_Questions.docx. Decision discussion for all settings: HCA_7_Decision_Discussion.docx. Web page: https://drliuhao.github.io/mh-liver-pathways/adenoma/ 2 statements corrected on 29 October 2026 against the full texts of papers previously cited from their abstracts.</w:t>
       </w:r>
     </w:p>
     <w:p>
@@ -4522,7 +4522,7 @@
           <w:sz w:val="18"/>
           <w:szCs w:val="18"/>
         </w:rPr>
-        <w:t xml:space="preserve">Unilobar or peripherally placed disease in a fit patient, and any lesion where malignant transformation is a live question — resection is the only option that yields a specimen. In a 134-patient single-centre series, 124 resections gave 8.1% morbidity and no mortality, with malignant transformation found in 4 (3.2%), all beta-catenin-activated and all larger than 5 cm. Parenchyma-sparing and laparoscopic approaches should be the default in a young patient with benign disease; the Italian multisociety guideline grades laparoscopic over open resection at low quality of evidence (C), conditional, on the strength of a Dutch nationwide comparison of 415 resections for benign tumours (59% of them adenoma) in which laparoscopy gave a shorter stay and lower morbidity after propensity matching.</w:t>
+        <w:t xml:space="preserve">Unilobar or peripherally placed disease in a fit patient, and any lesion where malignant transformation is a live question — resection is the only option that yields a specimen. In a 134-patient single-centre series, 124 resections gave 8.1% morbidity and no mortality, with malignant transformation found in 4 (3.2%), all beta-catenin-activated and all larger than 5 cm. Parenchyma-sparing and laparoscopic approaches should be the default in a young patient with benign disease; the Italian multisociety guideline grades laparoscopic over open resection at low quality of evidence (C), conditional, on the strength of a Dutch nationwide comparison of 415 resections for benign tumours (59% of them adenoma) in which, after propensity matching, laparoscopy gave a shorter stay (median 4 against 6 days) and lower 30-day overall morbidity (12.0% against 22.4%) but no significant difference in major morbidity (4.8% against 6.4%, p = 0.78).</w:t>
       </w:r>
     </w:p>
     <w:p>
@@ -17336,7 +17336,7 @@
           <w:szCs w:val="20"/>
         </w:rPr>
         <w:t xml:space="preserve"> All 46 papers behind this page were read in full and abstracted, each with the authors' stated limitations and an independent critique recorded, and every evidence string on the page was checked against that abstraction. Fifty-eight evidence strings changed, across 119 fields. Six are corrections large enough to change what the page tells a surgeon, and they are set out in the honest section: that 5 cm is a convention rather than a derived threshold, which the page now states in the size gate itself and grades D; that the six-month decision point is mistimed, because only 8.5-15.3% of adenomas over 5 cm have regressed below 5 cm at 26 weeks against 58.5% eventually at a median 104 weeks with no complication during that follow-up; that the apparent size gradient in the 122-patient, 365-adenoma French series is largely a per-lesion artefact of a resect-everything policy whose sub-2 cm stratum is incidental microadenomas found inside specimens removed for a larger lesion; that transarterial embolisation caused one reported death and left 34% of patients still requiring surgery, where the earlier draft stated that no deaths were reported; that the 23.8% occult-carcinoma figure the earlier draft attributed to a US male resection series is not supported and has been withdrawn, the supported figure being 4 transformations in 27 male adenomas; and that the positional and vascular bleeding effect sizes the earlier draft attributed to a prospective imaging cohort could not be confirmed and have been withdrawn, with the composite-trigger proposal and approval item 7 left explicitly undecided until someone reads that paper's positional analysis. Grades were revised where the critique warranted it rather than from study design alone: the 5 cm resection trigger, the 6-month reimaging interval, the composite positional trigger and thermal ablation were all downgraded, and the pregnancy recommendation for lesions under 5 cm moved from B to C because zero ruptures in 51 pregnancies has an upper 95% confidence bound of about 7% and both pregnancy cohorts were pre-filtered by the rule they are used to relax.
-Six papers newly obtained for this revision have been added: the French multicentre bleeding cohort that modelled size continuously and found no threshold (Ann Surg 2021, PMID 34334644); the Dutch nationwide audit of diagnostic accuracy in resections for presumed adenoma (Hepatol Commun 2022, PMID 36324268); the Korean nationwide clinical, radiological and pathological series (Liver Int 2024, PMID 39526315); the contemporary surveillance-dominant natural-history cohort (Eur J Gastroenterol Hepatol 2026, PMID 42214026); the narrative review presenting the hepatocellular adenoma and carcinoma classification of the WHO 6th edition (Virchows Arch 2026, PMID 42678415), which is cited throughout as a review of that classification and not as the classification itself, which has not been read for this page; and the imaging-surveillance meta-analysis already present from the first draft and now read in full (Abdom Radiol 2026, PMID 41364225). Two papers named in the gap scan were not obtained and are not cited anywhere: McDermott 2021 (PMID 34687281) and Elfrink 2021 (PMID 33478819). Volume and page numbers were not available for the five newly added references and have not been invented; each is cited by journal, year, title and PMID, with that limitation stated in the reference entry.
+Six papers newly obtained for this revision have been added: the French multicentre bleeding cohort that modelled size continuously and found no threshold (Ann Surg 2021, PMID 34334644); the Dutch nationwide audit of diagnostic accuracy in resections for presumed adenoma (Hepatol Commun 2022, PMID 36324268); the Korean nationwide clinical, radiological and pathological series (Liver Int 2024, PMID 39526315); the contemporary surveillance-dominant natural-history cohort (Eur J Gastroenterol Hepatol 2026, PMID 42214026); the narrative review presenting the hepatocellular adenoma and carcinoma classification of the WHO 6th edition (Virchows Arch 2026, PMID 42678415), which is cited throughout as a review of that classification and not as the classification itself, which has not been read for this page; and the imaging-surveillance meta-analysis already present from the first draft and now read in full (Abdom Radiol 2026, PMID 41364225). One paper named in the gap scan was not obtained and is not cited anywhere: McDermott 2021 (PMID 34687281). Elfrink 2021 (PMID 33478819), the Dutch nationwide comparison of 415 laparoscopic and open resections that clinical decision 4 describes through the Italian guideline, has since been read in full. Volume and page numbers were not available for the five newly added references and have not been invented; each is cited by journal, year, title and PMID, with that limitation stated in the reference entry.
 Two references remain cited from abstract only, because they are not in the full-text depot: the review of ruptured hepatocellular adenoma management (Dig Surg 2010, PMID 20357452), which supports the acute-haemorrhage sequence in gate 5, and the French-language review of hepatic lesions in altered liver vascularisation (Rev Med Liege 2025, PMID 39950525), which supports the vascular-liver-disease string in gate 8. Both of those gates should be read as the weakest-sourced on the page. Where the earlier draft carried a figure that the full-text abstraction does not contain and that figure bore argumentative weight, it has been replaced with a depot-supported figure or removed and the removal disclosed; purely descriptive detail from the abstract-only draft has in a few places been left in place, and anyone re-reading this page against the sources should expect to find such detail rather than assume it was verified.
 The page was originally built from EASL Clinical Practice Guidelines on the management of benign liver tumours (J Hepatol 2016;65:386-398), which remains the last full guideline for this disease; the ACG Clinical Guideline on Focal Liver Lesions (Am J Gastroenterol 2024;119:1235-1271); the Italian multisociety benign liver lesions guideline of 2022, which the full-text read shows to be the only adenoma guideline built on a formal GRADE Evidence-to-Decision framework and which grades every size-based adenoma recommendation very low quality of evidence (D), conditional; the French multisociety guidance of 2021, whose every adenoma recommendation is graded C1, C2 or D2; the Nault molecular classification of hepatocellular adenoma (Gastroenterology 2017;152:880-894.e6) and the Rebouissou CTNNB1 genotype-phenotype study (Hepatology 2016;64:2047-2061) for subtype and mutation risk; and the primary literature since 2016 on subtype-specific risk, male adenomas, surveillance outcomes, embolisation, thermal ablation, pregnancy, adenomatosis and transplantation, all of it listed in the reference library with PMIDs verified individually against PubMed on 6 October 2026. The transplant gate and quick reference 4 come from the local UTHealth Houston Hepatic Adenoma Liver Transplant Protocol V3, policy review date 21 September 2026, which is the authority for that gate and for nothing else on the page; the board and front-door operating content draws on the UTHealth Houston / Memorial Hermann Master Workup and Staging CPG and its hepatic adenoma staging row. Allocation statements are reproduced from that protocol and have not been independently checked against the live OPTN Policy 9.4 and 9.5 postings or the December 2025 transplant-oncology review-board guidance; the protocol marks several of them VERIFY and they remain unverified here. The 2025 UK NHSBT Liver Advisory Group guidance has now been read: it assigns patients with benign liver tumours to four eligibility categories by consensus with no underlying cohort, and because it does not state how adenoma size, number, subtype or prior intervention map onto those categories, its criteria are still not paraphrased on this page. One earlier source gap is recorded for completeness: the file supplied as the European adenomatosis source contained an unrelated French conference paper with no adenoma content, so the adenomatosis evidence here comes instead from the Tours long-term observational cohort (J Hepatol 2019;71:1184-1192), the European Liver Transplant Registry adenomatosis series (Liver Transpl 2016;22:516-526) and EASL's own multiple-lesion section.
 This page remains a draft. Unlike the five existing disease pages it transcribes no ratified system roadmap, because none exists for hepatocellular adenoma: outside the transplant gate, every position on it is a proposal assembled from published guidelines and primary literature and awaiting multidisciplinary and institutional ratification. The full-text read has made the page more honest about the strength of its own recommendations; it has not made any of them policy. It is not active clinical policy, it does not replace clinician judgement, and every numeric criterion must be verified against the current source before use.</w:t>
